--- a/klagomål/A 38964-2021 FSC-klagomål.docx
+++ b/klagomål/A 38964-2021 FSC-klagomål.docx
@@ -1136,7 +1136,7 @@
     <w:r>
       <w:tab/>
       <w:tab/>
-      <w:t>2026-06-18</w:t>
+      <w:t>2026-06-19</w:t>
       <w:br/>
       <w:br/>
     </w:r>

--- a/klagomål/A 38964-2021 FSC-klagomål.docx
+++ b/klagomål/A 38964-2021 FSC-klagomål.docx
@@ -1136,7 +1136,7 @@
     <w:r>
       <w:tab/>
       <w:tab/>
-      <w:t>2026-06-19</w:t>
+      <w:t>2026-06-20</w:t>
       <w:br/>
       <w:br/>
     </w:r>

--- a/klagomål/A 38964-2021 FSC-klagomål.docx
+++ b/klagomål/A 38964-2021 FSC-klagomål.docx
@@ -168,38 +168,7 @@
     </w:p>
     <w:p>
       <w:r>
-        <w:t>Detta dokument behandlar höga naturvärden i avverkningsanmälan A 38964-2021 i Åtvidabergs kommun som inkom 2021-08-03 och omfattar 1,3 ha.</w:t>
-      </w:r>
-    </w:p>
-    <w:p>
-      <w:r>
-        <w:t>Nedan presenteras fynd av naturvårdsarter och fridlysta arter som gjorts i det avverkningsanmälda området, samt relevanta utdrag ur standarderna för FSC, Chain of Custody, Controlled Wood och PEFC. I BILAGA 1 finns artfakta om fridlysta arter.</w:t>
-      </w:r>
-    </w:p>
-    <w:p>
-      <w:r>
-        <w:t>Vi förväntar oss att ni återkommer med ett skriftligt svar på vårt klagomål och även beskriver vilka korrigerande åtgärder ni satt in för att rätta till identifierade brister i er efterlevnad av den svenska FSC standarden.</w:t>
-      </w:r>
-    </w:p>
-    <w:p>
-      <w:pPr>
-        <w:pStyle w:val="Heading1"/>
-      </w:pPr>
-      <w:r>
-        <w:t>Naturvårdsarter</w:t>
-      </w:r>
-    </w:p>
-    <w:p>
-      <w:r>
-        <w:t>Inom 9 meter från avverkningsanmälan har följande 13 naturvårdsarter hittats: härfågel (RE, §4), grönfink (VU, §4), tornseglare (VU, §4), duvhök (NT, §4), entita (NT, T, §4), grönsångare (NT, §4), gulsparv (NT, §4), mindre hackspett (NT, T, §4), sparvuggla (NT, §4), gröngöling (§4), havsörn (§4), kråka (§4) och kungsfågel (§4). Av dessa är 9 rödlistade. För rödlistade arter har rödlistekategorin angivits inom parentes. Typiska arter inom Natura 2000 som är kopplade till skogsekosystem har markerats med (T). För fridlysta arter anges även paragrafen i Artskyddsförordningen som arten är fridlyst enligt.</w:t>
-      </w:r>
-    </w:p>
-    <w:p>
-      <w:r>
-        <w:t>De påträffade naturvårdsarterna är ett tydligt kvitto på att det rör sig om en skog med höga naturvärden.</w:t>
-      </w:r>
-      <w:r>
-        <w:t xml:space="preserve"> I Figur 1 visas fyndplatser för naturvårdsarter i området, som finns registrerade på Artportalen.</w:t>
+        <w:t>Detta klagomål behandlar höga naturvärden i avverkningsanmälan A 38964-2021 i Åtvidabergs kommun som inkom 2021-08-03 och omfattar 1,3 ha.</w:t>
       </w:r>
     </w:p>
     <w:p>
@@ -247,7 +216,138 @@
         <w:spacing w:after="240"/>
       </w:pPr>
       <w:r>
-        <w:t>Figur 1. Fyndplatser för naturvårdsarter inom 9 meter från avverkningsanmälan (röd linje). Markörer utan svart kant är placerade på fyndplatsen. Markörer med svart kant är placerade vid sidan av fyndplatsen och har ett svart streck som visar fyndplatsens exakta position. Kartans mittpunktskoordinat är N 6465792, E 559829 i SWEREF 99 TM.</w:t>
+        <w:t>Figur 1. Fyndplatser för naturvårdsarter inom 9 meter från avverkningsanmälan. Markörer utan svart kant är placerade på fyndplatsen. Markörer med svart kant är placerade vid sidan av fyndplatsen har ett svart streck som visar fyndplatsens exakta position. Kartans mittpunktskoordinat är N 6465792, E 559829 i SWEREF 99 TM.</w:t>
+      </w:r>
+    </w:p>
+    <w:p>
+      <w:r>
+        <w:t>Inom 9 meter från avverkningsanmälan finns fynd av 13 naturvårdsarter, varav 9 är rödlistade, 13 är fridlysta och 2 är typiska (T): härfågel (RE, §4), grönfink (VU, §4), tornseglare (VU, §4), duvhök (NT, §4), entita (NT, T, §4), grönsångare (NT, §4), gulsparv (NT, §4), mindre hackspett (NT, T, §4), sparvuggla (NT, §4), gröngöling (§4), havsörn (§4), kråka (§4) och kungsfågel (§4). Se Figur 1.</w:t>
+      </w:r>
+    </w:p>
+    <w:p>
+      <w:r>
+        <w:t>Nedan presenteras relevanta utdrag ur standarderna för FSC, Chain of Custody, Controlled Wood och PEFC.</w:t>
+      </w:r>
+    </w:p>
+    <w:p>
+      <w:r>
+        <w:t>Vi förväntar oss att ni återkommer med ett skriftligt svar på vårt klagomål och även beskriver vilka korrigerande åtgärder ni satt in för att rätta till identifierade brister i er efterlevnad av den svenska FSC standarden.</w:t>
+      </w:r>
+    </w:p>
+    <w:p>
+      <w:pPr>
+        <w:pStyle w:val="Heading1"/>
+      </w:pPr>
+      <w:r>
+        <w:t>Naturvårdsarter och fridlysta arter</w:t>
+      </w:r>
+    </w:p>
+    <w:p>
+      <w:r>
+        <w:t>Nedan följer beskrivningar av de naturvårdsarter och fridlysta arter som har sina livsmiljöer och växtplatser i den avverkningsanmälda skogen. Se även ytterligare artfakta i BILAGA 1. De påträffade naturvårdsarterna är ett tydligt kvitto på att det rör sig om en skog med höga naturvärden.</w:t>
+      </w:r>
+    </w:p>
+    <w:p>
+      <w:r>
+        <w:rPr>
+          <w:b/>
+        </w:rPr>
+        <w:t>Tornseglare (VU, §4)</w:t>
+      </w:r>
+      <w:r>
+        <w:t xml:space="preserve"> har minskat med 40 (30–50) % under de senaste 24 åren och minskningstakten överstiger gränsvärdet för sårbar (VU). Tornseglaren är en typisk hålhäckare som numera huvudsakligen är knuten till mänsklig bebyggelse. En mindre andel av beståndet häckar i mer ursprungliga miljöer, i första hand i gamla hackspetthål (främst spillkråkehål) och andra typer av håligheter i träd, men även i klippskrevor. I de inre delarna av de två nordligaste länen (Lappland) häckar den huvudsakligen i ren skogsmiljö, framförallt i gammal gles tallskog. För de tornseglare som häckar i träd i Norrlands inland har situationen sannolikt försämrats till följd av minskad mängd hålträd och av stora arealer tät produktionsskog. När arten förekommer i sluten skog handlar det ofta om skyddsvärda skogsmiljöer med äldre tallskog av naturskogskaraktär (SLU Artdatabanken, 2026; Skogsstyrelsen, 2016).</w:t>
+      </w:r>
+    </w:p>
+    <w:p>
+      <w:r>
+        <w:rPr>
+          <w:b/>
+        </w:rPr>
+        <w:t>Duvhök (NT, §4)</w:t>
+      </w:r>
+      <w:r>
+        <w:t>, som är rödlistad som nära hotad, har minskat med 15 (0–30) % under de senaste 18 åren och minskningstakten för den svenska populationen bedöms vara nära gränsvärdet för sårbar (VU). Arten är starkt bunden till skogsmark och jagar helst inne i äldre skog. Den missgynnas av stora hyggen och täta planteringar. De gamla fåglarna är i huvudsak stationära i sina revir och boet läggs inne i tät, oftast äldre skog. Kantzoner mot öppen mark undviks och duvhöken, som är beroende av insynsskyddade boplatser, är därför känsligare för slutavverkning än flera andra rovfåglar. Friställande av boträd eller avverkning så att boplatsen blir exponerad mot öppen mark, medför att platsen överges. Eftersom duvhöken helst häckar i gammal skog, är dess häckningsplatser i princip alltid mer eller mindre hotade av skogsbruk och avverkningar (SLU Artdatabanken, 2026; Skogsstyrelsen 2016).</w:t>
+      </w:r>
+    </w:p>
+    <w:p>
+      <w:r>
+        <w:rPr>
+          <w:b/>
+        </w:rPr>
+        <w:t>Entita (NT, §4)</w:t>
+      </w:r>
+      <w:r>
+        <w:t xml:space="preserve">, rödlistad som nära hotad och prioriterad art i Skogsvårdslagen, har häckningsrevir i anmälan. Minskningstakten innevarande 10-årsperiod beräknas till 20 (10–30) % och bedöms vara nära gränsvärdet för Sårbar (VU). Entitan är ortstrogen och reviret är i genomsnitt omkring 5 hektar, ibland uppåt 20 hektar stort. Entitan är en utpräglad lövskogsfågel som föredrar flerskiktade, gärna högvuxna skogar med inslag av äldre träd och välutvecklat buskskikt. Även alkärr med videsnår hör till de miljöer som utnyttjas. Arten häckar ofta i skogar som är svagt eller inte alls påverkade av skogsbruk, ofta rör det sig om värdekärnor med höga naturvärden. Entitan missgynnas av konventionellt skogsbruk och dess ortstrohet och dåliga spridningsförmåga gör den känslig för fragmentering. Entita är typisk art för </w:t>
+      </w:r>
+      <w:r>
+        <w:rPr>
+          <w:i/>
+        </w:rPr>
+        <w:t>9080 Lövsumpskog</w:t>
+      </w:r>
+      <w:r>
+        <w:t xml:space="preserve"> (Skogsstyrelsen, 2016, SLU Artdatabanken, 2021).</w:t>
+      </w:r>
+    </w:p>
+    <w:p>
+      <w:r>
+        <w:rPr>
+          <w:b/>
+        </w:rPr>
+        <w:t>Grönsångare (NT, §4)</w:t>
+      </w:r>
+      <w:r>
+        <w:t xml:space="preserve"> är rödlistad som nära hotad (NT) och fridlyst enligt 4§ artskyddsförordningen. Den har minskat med 17 (6–24) % under de senaste 10 åren och minskningstakten för den svenska populationen bedöms vara nära gränsvärdet för Sårbar (VU). (A2b). Arten häckar i högstammig skog, främst lövskog men även i granskog, i regel utan kraftigare undervegetation. Den förekommer i södra och mellersta Sverige samt i Norrlands kustland norrut till Norrbotten. Förekommer dessutom sällsynt i Norrlands inland (SLU Artdatabanken, 2024). Orsaken till grönsångarens nedgång och är oklar varvid det är viktigt att försiktighetsprincipen enligt 2 kap. 3 § miljöbalken tillämpas för att bevara artens livsmiljöer och vända den negativa trenden.</w:t>
+      </w:r>
+    </w:p>
+    <w:p>
+      <w:r>
+        <w:rPr>
+          <w:b/>
+        </w:rPr>
+        <w:t>Mindre hackspett (NT, §4)</w:t>
+      </w:r>
+      <w:r>
+        <w:t xml:space="preserve"> är rödlistad som nära hotad, fridlyst och prioriterad art i Skogsvårdslagen. Minskningstakten har uppgått till 25 (10–40) % under de senaste 15 åren och bedöms vara nära gränsvärdet för Sårbar (VU). (A2bc). Arten har stora revir och höga krav när det gäller förekomst av lövskog på landskapsnivå. För att häcka framgångsrikt behöver ett par cirka 40 ha äldre lövdominerad skog inom ett område på upp till 200 ha. Under vintern kan födosök även ske i äldre grandominerad skog. Mindre hackspett är typisk art för </w:t>
+      </w:r>
+      <w:r>
+        <w:rPr>
+          <w:i/>
+        </w:rPr>
+        <w:t>9010 Taiga, 9750 Svämlövskog, 9080 Lövsumpskog, 9030 Landhöjningsskog och 9040 Fjällbjörkskog</w:t>
+      </w:r>
+      <w:r>
+        <w:t xml:space="preserve"> (SLU Artdatabanken, 2021; Skogsstyrelsen, 2016).</w:t>
+      </w:r>
+    </w:p>
+    <w:p>
+      <w:r>
+        <w:rPr>
+          <w:b/>
+        </w:rPr>
+        <w:t>Sparvuggla (NT, §4)</w:t>
+      </w:r>
+      <w:r>
+        <w:t xml:space="preserve"> är fridlyst enligt 4§ artskyddsförordningen och omfattas av bilaga 1 EU:s fågeldirektiv. Den har minskat med 15 (5–25) % under de senaste 15 åren och minskningstakten för den svenska populationen bedöms vara nära gränsvärdet för Sårbar (VU).  Sparvugglan häckar i naturskog samt i klassisk bondeskog och förekommer främst i större skogsområden som domineras av barrblandskog med stort inslag av asp, björk och andra lövträd. Den behöver relativt stora skogsområden och saknas helt i mindre skogar och isolerade dungar. Reviren är i storleksordningen upp till 200 hektar. Sparvugglan missgynnas av överföring av variationsrika bondeskogar till ensartade produktionsskogar. Särskilt avverkning av lövträdsrika kantzoner och igenplantering av gamla inägor (SLU Artdatabanken, 2026; Skogsstyrelsen, 2016).</w:t>
+      </w:r>
+    </w:p>
+    <w:p>
+      <w:r>
+        <w:rPr>
+          <w:b/>
+        </w:rPr>
+        <w:t>Havsörn (§4)</w:t>
+      </w:r>
+      <w:r>
+        <w:t xml:space="preserve"> omfattas av bilaga 1 EU:s fågeldirektiv. Skyddandet av befintliga bon måste upprätthållas och i samband med skogsavverkning bör en skyddszon på minst 100 meters radie runt boplatsen lämnas intakt. Under häckningsperioden (1 januari till 15 augusti) är havsörnen störningskänslig och inga skogsbruksåtgärder eller annan störande verksamhet får förekomma närmare än 500 m från boet under den tiden. För att åstadkomma en succession av lämpliga boträd för kommande generationer av havsörnar behöver ett betydligt större antal s.k. evighetsträd sparas vid avverkningar redan idag (SLU Artdatabanken, 2026; Skogsstyrelsen, 2016).</w:t>
+      </w:r>
+    </w:p>
+    <w:p>
+      <w:pPr>
+        <w:pStyle w:val="Heading1"/>
+      </w:pPr>
+      <w:r>
+        <w:t>Certifiering</w:t>
       </w:r>
     </w:p>
     <w:p>
@@ -255,26 +355,18 @@
         <w:pStyle w:val="Heading2"/>
       </w:pPr>
       <w:r>
-        <w:t>Fridlysta arter</w:t>
+        <w:t>Ur FSC-standarden</w:t>
       </w:r>
     </w:p>
     <w:p>
-      <w:r>
-        <w:t>Följande fridlysta arter har sina livsmiljöer och växtplatser i den avverkningsanmälda skogen: härfågel (RE, §4), grönfink (VU, §4), tornseglare (VU, §4), duvhök (NT, §4), entita (NT, T, §4), grönsångare (NT, §4), gulsparv (NT, §4), mindre hackspett (NT, T, §4), sparvuggla (NT, §4), gröngöling (§4), havsörn (§4), kråka (§4) och kungsfågel (§4).</w:t>
-      </w:r>
-    </w:p>
-    <w:p>
-      <w:r>
-        <w:t xml:space="preserve">Observera att medlemsländerna är skyldiga att agera i enlighet med EU:s fågeldirektiv där det uttryckligen står att direktivet gäller för fåglar samt för deras ägg, bon och </w:t>
-      </w:r>
       <w:r>
         <w:rPr>
           <w:b/>
         </w:rPr>
-        <w:t xml:space="preserve">livsmiljöer </w:t>
-      </w:r>
-      <w:r>
-        <w:t>(artikel 1). Vidare att de åtgärder som vidtas inte får leda till en försämring av den nuvarande situationen beträffande bevarandet av de fågelarter som avses i artikel 1 (artikel 13). Fågeldirektivet är styrande för tillsynsansvariga myndigheters ärendehantering, ställningstaganden och beslutsfattande.</w:t>
+        <w:t xml:space="preserve">PRINCIP 1: LAGEFTERLEVNAD: </w:t>
+      </w:r>
+      <w:r>
+        <w:t>Certifikatsinnehavaren ska följa alla tillämpliga lagar, förordningar och nationellt ratificerade internationella avtal, konventioner och överenskommelser.</w:t>
       </w:r>
     </w:p>
     <w:p>
@@ -282,10 +374,41 @@
         <w:rPr>
           <w:b/>
         </w:rPr>
-        <w:t>Duvhök (NT, §4)</w:t>
-      </w:r>
-      <w:r>
-        <w:t>, som är rödlistad som nära hotad, har minskat med 15 (0–30) % under de senaste 18 åren och minskningstakten för den svenska populationen bedöms vara nära gränsvärdet för sårbar (VU). Arten är starkt bunden till skogsmark och jagar helst inne i äldre skog. Den missgynnas av stora hyggen och täta planteringar. De gamla fåglarna är i huvudsak stationära i sina revir och boet läggs inne i tät, oftast äldre skog. Kantzoner mot öppen mark undviks och duvhöken, som är beroende av insynsskyddade boplatser, är därför känsligare för slutavverkning än flera andra rovfåglar. Friställande av boträd eller avverkning så att boplatsen blir exponerad mot öppen mark, medför att platsen överges. Eftersom duvhöken helst häckar i gammal skog, är dess häckningsplatser i princip alltid mer eller mindre hotade av skogsbruk och avverkningar (SLU Artdatabanken, 2026; Skogsstyrelsen 2016).</w:t>
+        <w:t xml:space="preserve">1.3.1 </w:t>
+      </w:r>
+      <w:r>
+        <w:t>Tillämpliga lagar och föreskrifter för brukandet av skogen följs.</w:t>
+      </w:r>
+    </w:p>
+    <w:p>
+      <w:pPr>
+        <w:pStyle w:val="ListBullet"/>
+      </w:pPr>
+      <w:r>
+        <w:rPr>
+          <w:b/>
+          <w:i/>
+        </w:rPr>
+        <w:t xml:space="preserve">Kommentar: </w:t>
+      </w:r>
+      <w:r>
+        <w:t>I den avverkningsanmälda skogen har fridlysta arter sina livsmiljöer och växtplatser. Att skada de fridlysta arternas livsmiljöer, växtplatser eller ekologiska funktion är inte tillåtet enligt artskyddsförordningen.</w:t>
+      </w:r>
+      <w:r>
+        <w:rPr>
+          <w:i/>
+        </w:rPr>
+        <w:t xml:space="preserve"> EU:s medlemsländer och skogsbolag är skyldiga att agera i enlighet med EU:s fågeldirektiv där det uttryckligen står att direktivet gäller för fåglar samt för deras ägg, bon och </w:t>
+      </w:r>
+      <w:r>
+        <w:rPr>
+          <w:b/>
+          <w:i/>
+        </w:rPr>
+        <w:t xml:space="preserve">livsmiljöer </w:t>
+      </w:r>
+      <w:r>
+        <w:t>(artikel 1). Vidare att de åtgärder som vidtas inte får leda till en försämring av den nuvarande situationen beträffande bevarandet av de fågelarter som avses i artikel 1 (artikel 13).</w:t>
       </w:r>
     </w:p>
     <w:p>
@@ -293,19 +416,47 @@
         <w:rPr>
           <w:b/>
         </w:rPr>
-        <w:t>Entita (NT, §4)</w:t>
-      </w:r>
-      <w:r>
-        <w:t xml:space="preserve">, rödlistad som nära hotad och prioriterad art i Skogsvårdslagen, har häckningsrevir i anmälan. Minskningstakten innevarande 10-årsperiod beräknas till 20 (10–30) % och bedöms vara nära gränsvärdet för Sårbar (VU). Entitan är ortstrogen och reviret är i genomsnitt omkring 5 hektar, ibland uppåt 20 hektar stort. Entitan är en utpräglad lövskogsfågel som föredrar flerskiktade, gärna högvuxna skogar med inslag av äldre träd och välutvecklat buskskikt. Även alkärr med videsnår hör till de miljöer som utnyttjas. Arten häckar ofta i skogar som är svagt eller inte alls påverkade av skogsbruk, ofta rör det sig om värdekärnor med höga naturvärden. Entitan missgynnas av konventionellt skogsbruk och dess ortstrohet och dåliga spridningsförmåga gör den känslig för fragmentering. Entita är typisk art för </w:t>
+        <w:t xml:space="preserve">6.4 </w:t>
+      </w:r>
+      <w:r>
+        <w:t>Certifikatsinnehavaren ska skydda sällsynta arter och hotade arter samt deras livsmiljöer inom skogsbruksenheten. Det ska ske genom avsättningar, andra skyddade områden och genom att skapa konnektivitet och/eller genom andra direkta åtgärder som gynnar dessa arters överlevnad och livskraft. Åtgärderna ska stå i förhållande till brukandets skala, intensitet och risk, samt till sällsynta och hotade arters bevarandestatus och ekologiska krav. Certifikatsinnehavaren ska beakta den geografiska spridningen och ekologiska krav hos sällsynta och hotade arter utanför skogsbruksenhetens gränser när beslut om åtgärder inom skogsbruksenheten ska fattas.</w:t>
+      </w:r>
+    </w:p>
+    <w:p>
+      <w:r>
+        <w:rPr>
+          <w:b/>
+        </w:rPr>
+        <w:t xml:space="preserve">6.4.3 </w:t>
+      </w:r>
+      <w:r>
+        <w:t>Bevarandeåtgärder genomförs för de kända förekomster av rödlistade arter som påverkas av skogsbruk.</w:t>
+      </w:r>
+    </w:p>
+    <w:p>
+      <w:pPr>
+        <w:pStyle w:val="ListBullet"/>
+      </w:pPr>
+      <w:r>
+        <w:rPr>
+          <w:b/>
+          <w:i/>
+        </w:rPr>
+        <w:t xml:space="preserve">Kommentar: </w:t>
       </w:r>
       <w:r>
         <w:rPr>
           <w:i/>
         </w:rPr>
-        <w:t>9080 Lövsumpskog</w:t>
-      </w:r>
-      <w:r>
-        <w:t xml:space="preserve"> (Skogsstyrelsen, 2016, SLU Artdatabanken, 2021).</w:t>
+        <w:t>I det avverkningsanmälda skogsområdet har 13 naturvårdsarter varav 9 rödlistade arter sina livsmiljöer och växtplatser.</w:t>
+      </w:r>
+    </w:p>
+    <w:p>
+      <w:pPr>
+        <w:pStyle w:val="Heading2"/>
+      </w:pPr>
+      <w:r>
+        <w:t>Ur Chain of Custody Certification (FSC-STD-40-004 ver 3.0)</w:t>
       </w:r>
     </w:p>
     <w:p>
@@ -313,68 +464,144 @@
         <w:rPr>
           <w:b/>
         </w:rPr>
-        <w:t>Grönsångare (NT, §4)</w:t>
-      </w:r>
-      <w:r>
-        <w:t xml:space="preserve"> är rödlistad som nära hotad (NT) och fridlyst enligt 4§ artskyddsförordningen. Den har minskat med 17 (6–24) % under de senaste 10 åren och minskningstakten för den svenska populationen bedöms vara nära gränsvärdet för Sårbar (VU). (A2b). Arten häckar i högstammig skog, främst lövskog men även i granskog, i regel utan kraftigare undervegetation. Den förekommer i södra och mellersta Sverige samt i Norrlands kustland norrut till Norrbotten. Förekommer dessutom sällsynt i Norrlands inland (SLU Artdatabanken, 2024). Orsaken till grönsångarens nedgång och är oklar varvid det är viktigt att försiktighetsprincipen enligt 2 kap. 3 § miljöbalken tillämpas för att bevara artens livsmiljöer och vända den negativa trenden.</w:t>
+        <w:t xml:space="preserve">1.3 </w:t>
+      </w:r>
+      <w:r>
+        <w:t xml:space="preserve">The organization shall commit to the FSC values as defined in FSC-POL-01-004 Policy for the Association of Organizations with FSC. </w:t>
       </w:r>
     </w:p>
     <w:p>
+      <w:pPr>
+        <w:pStyle w:val="Heading2"/>
+      </w:pPr>
+      <w:r>
+        <w:t>Ur FSC:s policy för associerade organisationer (FSC-POL-01-004)</w:t>
+      </w:r>
+    </w:p>
+    <w:p>
+      <w:r>
+        <w:t xml:space="preserve">Som “Chain of Custody”-certifierad organisation är skogsbolaget bunden av de fastställda reglerna i Del 1 Punkt 1 c) i Policy för organisationer associerade med FSC (FSC-POL-01-004 V2-0 EN + SVE version 2012-03-02): </w:t>
+      </w:r>
+    </w:p>
+    <w:p>
+      <w:pPr>
+        <w:pStyle w:val="ListNumber"/>
+      </w:pPr>
+      <w:r>
+        <w:t>De organisationer FSC kan acceptera association med får inte direkt eller indirekt ha några kopplingar till nedanstående, oacceptabla aktiviteter:</w:t>
+      </w:r>
+    </w:p>
+    <w:p>
+      <w:pPr>
+        <w:ind w:left="357"/>
+      </w:pPr>
+      <w:r>
+        <w:t>a) Olaglig skogsavverkning och handel med olagligt avverkat virke eller skogsprodukter</w:t>
+      </w:r>
+    </w:p>
+    <w:p>
+      <w:pPr>
+        <w:ind w:left="357"/>
+      </w:pPr>
+      <w:r>
+        <w:t>...</w:t>
+      </w:r>
+    </w:p>
+    <w:p>
+      <w:pPr>
+        <w:ind w:left="357"/>
+      </w:pPr>
+      <w:r>
+        <w:t>c) Skogsbruk som förstör höga naturvärden</w:t>
+      </w:r>
+    </w:p>
+    <w:p>
+      <w:pPr>
+        <w:ind w:left="357"/>
+      </w:pPr>
+      <w:r>
+        <w:t>d) Betydande omvandling av skog till plantager eller annan, icke skoglig, markanvändning</w:t>
+      </w:r>
+    </w:p>
+    <w:p>
+      <w:pPr>
+        <w:pStyle w:val="ListBullet"/>
+      </w:pPr>
       <w:r>
         <w:rPr>
           <w:b/>
+          <w:i/>
         </w:rPr>
-        <w:t>Havsörn (§4)</w:t>
-      </w:r>
-      <w:r>
-        <w:t xml:space="preserve"> omfattas av bilaga 1 EU:s fågeldirektiv. Skyddandet av befintliga bon måste upprätthållas och i samband med skogsavverkning bör en skyddszon på minst 100 meters radie runt boplatsen lämnas intakt. Under häckningsperioden (1 januari till 15 augusti) är havsörnen störningskänslig och inga skogsbruksåtgärder eller annan störande verksamhet får förekomma närmare än 500 m från boet under den tiden. För att åstadkomma en succession av lämpliga boträd för kommande generationer av havsörnar behöver ett betydligt större antal s.k. evighetsträd sparas vid avverkningar redan idag (SLU Artdatabanken, 2026; Skogsstyrelsen, 2016).</w:t>
-      </w:r>
-    </w:p>
-    <w:p>
-      <w:r>
-        <w:rPr>
-          <w:b/>
-        </w:rPr>
-        <w:t>Mindre hackspett (NT, §4)</w:t>
-      </w:r>
-      <w:r>
-        <w:t xml:space="preserve"> är rödlistad som nära hotad, fridlyst och prioriterad art i Skogsvårdslagen. Minskningstakten har uppgått till 25 (10–40) % under de senaste 15 åren och bedöms vara nära gränsvärdet för Sårbar (VU). (A2bc). Arten har stora revir och höga krav när det gäller förekomst av lövskog på landskapsnivå. För att häcka framgångsrikt behöver ett par cirka 40 ha äldre lövdominerad skog inom ett område på upp till 200 ha. Under vintern kan födosök även ske i äldre grandominerad skog. Mindre hackspett är typisk art för </w:t>
+        <w:t xml:space="preserve">Kommentar: </w:t>
       </w:r>
       <w:r>
         <w:rPr>
           <w:i/>
         </w:rPr>
-        <w:t>9010 Taiga, 9750 Svämlövskog, 9080 Lövsumpskog, 9030 Landhöjningsskog och 9040 Fjällbjörkskog</w:t>
-      </w:r>
-      <w:r>
-        <w:t xml:space="preserve"> (SLU Artdatabanken, 2021; Skogsstyrelsen, 2016).</w:t>
+        <w:t>Avverkning av skog med höga naturvärden samt skada på fridlysta arter strider både mot FSC Controlled Wood-standarden och FSC:s policy for associerade organisationer.</w:t>
       </w:r>
     </w:p>
     <w:p>
+      <w:pPr>
+        <w:pStyle w:val="Heading2"/>
+      </w:pPr>
+      <w:r>
+        <w:t>Ur FSC Controlled Wood (FSC-STD-40-005)</w:t>
+      </w:r>
+    </w:p>
+    <w:p>
+      <w:r>
+        <w:t>Virke som inte accepteras i FSC-märkta produkter (oacceptabelt ursprung) enligt FSC Controlled Wood (FSC-STD-40-005):</w:t>
+      </w:r>
+    </w:p>
+    <w:p>
+      <w:pPr>
+        <w:pStyle w:val="ListNumber"/>
+      </w:pPr>
+      <w:r>
+        <w:t>Illegalt avverkat virke.</w:t>
+      </w:r>
+    </w:p>
+    <w:p>
+      <w:pPr>
+        <w:pStyle w:val="ListNumber"/>
+      </w:pPr>
+      <w:r>
+        <w:t>...</w:t>
+      </w:r>
+    </w:p>
+    <w:p>
+      <w:pPr>
+        <w:pStyle w:val="ListNumber"/>
+      </w:pPr>
+      <w:r>
+        <w:t>Virke från avverkningar som hotar höga naturvärden.</w:t>
+      </w:r>
+    </w:p>
+    <w:p>
+      <w:pPr>
+        <w:pStyle w:val="ListNumber"/>
+      </w:pPr>
+      <w:r>
+        <w:t>Virke från skog som konverteras till plantager eller icke-skogligt bruk.</w:t>
+      </w:r>
+    </w:p>
+    <w:p>
+      <w:pPr>
+        <w:pStyle w:val="ListBullet"/>
+      </w:pPr>
       <w:r>
         <w:rPr>
           <w:b/>
+          <w:i/>
         </w:rPr>
-        <w:t>Sparvuggla (NT, §4)</w:t>
-      </w:r>
-      <w:r>
-        <w:t xml:space="preserve"> är fridlyst enligt 4§ artskyddsförordningen och omfattas av bilaga 1 EU:s fågeldirektiv. Den har minskat med 15 (5–25) % under de senaste 15 åren och minskningstakten för den svenska populationen bedöms vara nära gränsvärdet för Sårbar (VU).  Sparvugglan häckar i naturskog samt i klassisk bondeskog och förekommer främst i större skogsområden som domineras av barrblandskog med stort inslag av asp, björk och andra lövträd. Den behöver relativt stora skogsområden och saknas helt i mindre skogar och isolerade dungar. Reviren är i storleksordningen upp till 200 hektar. Sparvugglan missgynnas av överföring av variationsrika bondeskogar till ensartade produktionsskogar. Särskilt avverkning av lövträdsrika kantzoner och igenplantering av gamla inägor (SLU Artdatabanken, 2026; Skogsstyrelsen, 2016).</w:t>
-      </w:r>
-    </w:p>
-    <w:p>
+        <w:t xml:space="preserve">Kommentar: </w:t>
+      </w:r>
       <w:r>
         <w:rPr>
-          <w:b/>
+          <w:i/>
         </w:rPr>
-        <w:t>Tornseglare (VU, §4)</w:t>
-      </w:r>
-      <w:r>
-        <w:t xml:space="preserve"> har minskat med 40 (30–50) % under de senaste 24 åren och minskningstakten överstiger gränsvärdet för sårbar (VU). Tornseglaren är en typisk hålhäckare som numera huvudsakligen är knuten till mänsklig bebyggelse. En mindre andel av beståndet häckar i mer ursprungliga miljöer, i första hand i gamla hackspetthål (främst spillkråkehål) och andra typer av håligheter i träd, men även i klippskrevor. I de inre delarna av de två nordligaste länen (Lappland) häckar den huvudsakligen i ren skogsmiljö, framförallt i gammal gles tallskog. För de tornseglare som häckar i träd i Norrlands inland har situationen sannolikt försämrats till följd av minskad mängd hålträd och av stora arealer tät produktionsskog. När arten förekommer i sluten skog handlar det ofta om skyddsvärda skogsmiljöer med äldre tallskog av naturskogskaraktär (SLU Artdatabanken, 2026; Skogsstyrelsen, 2016).</w:t>
-      </w:r>
-    </w:p>
-    <w:p>
-      <w:r>
-        <w:t>I BILAGA 1 finns mer detaljerad information om ekologi samt krav på livsmiljö hos fridlysta arter.</w:t>
+        <w:t>Avverkning av skog med höga naturvärden samt skada på fridlysta arter strider både mot FSC Controlled Wood-standarden och FSC:s policy for associerade organisationer.</w:t>
       </w:r>
     </w:p>
     <w:p>
@@ -382,7 +609,71 @@
         <w:pStyle w:val="Heading1"/>
       </w:pPr>
       <w:r>
-        <w:t>Certifiering</w:t>
+        <w:t>Ur PEFC-standarden gällande lagefterlevnad</w:t>
+      </w:r>
+    </w:p>
+    <w:p>
+      <w:r>
+        <w:t>PEFC-standarden förutsätter att tillämplig svensk lagstiftning följs. Det är utsedd tillsynsmyndighet som ansvarar för tillsyn av lagens efterlevnad. PEFC-standarden återger innehållet i vissa certifieringskritiska lag- och föreskriftskrav vilka ska ingå i granskning av PEFC-systemets efterlevnad.</w:t>
+      </w:r>
+    </w:p>
+    <w:p>
+      <w:pPr>
+        <w:pStyle w:val="ListBullet"/>
+      </w:pPr>
+      <w:r>
+        <w:rPr>
+          <w:b/>
+          <w:i/>
+        </w:rPr>
+        <w:t xml:space="preserve">Kommentar: </w:t>
+      </w:r>
+      <w:r>
+        <w:rPr>
+          <w:i/>
+        </w:rPr>
+        <w:t>I den avverkningsanmälda skogen har fridlysta arter sina livsmiljöer och växtplatser. Att skada de fridlysta arternas livsmiljöer, växtplatser eller ekologiska funktion är inte tillåtet enligt artskyddsförordningen</w:t>
+      </w:r>
+    </w:p>
+    <w:p>
+      <w:r>
+        <w:br w:type="page"/>
+      </w:r>
+    </w:p>
+    <w:p>
+      <w:pPr>
+        <w:pStyle w:val="Title"/>
+      </w:pPr>
+      <w:r>
+        <w:t>BILAGA 1 – Fridlysta arter</w:t>
+      </w:r>
+    </w:p>
+    <w:p>
+      <w:pPr>
+        <w:pStyle w:val="Heading1"/>
+      </w:pPr>
+      <w:r>
+        <w:t>Duvhök – ekologi samt krav på livsmiljön</w:t>
+      </w:r>
+    </w:p>
+    <w:p>
+      <w:r>
+        <w:t>Duvhök (NT, §4) är rödlistad som nära hotad och fridlyst enligt 4§ artskyddsförordningen. Arten har minskat med 15 (0–30) % under de senaste 18 åren och minskningstakten för den svenska populationen bedöms vara nära gränsvärdet för sårbar (VU). Bedömningen baseras på direkt observation, ett för arten lämpligt abundansindex och minskad geografisk utbredning och/eller försämrad habitatkvalitet (allt yngre och tätare skogar vilket försvårar för boplacering samt missgynnar jaktmöjligheterna) (SLU Artdatabanken, 2026).</w:t>
+      </w:r>
+    </w:p>
+    <w:p>
+      <w:r>
+        <w:t>Duvhöken är starkt bunden till skogsmark, såväl för häckning som födosök. Den påträffas oftast i större skogsområden med äldre skog, men kan ibland även häcka i dungar i områden dominerade av öppen mark. De gamla fåglarna är i huvudsak stationära i sina revir. Duvhöken jagar helst inne i äldre skog och missgynnas av stora hyggen och täta planteringar (Skogsstyrelsen, 2016).</w:t>
+      </w:r>
+    </w:p>
+    <w:p>
+      <w:r>
+        <w:t>Boet läggs inne i tät, oftast äldre skog. Kantzoner mot öppen mark undviks och duvhöken är därför känsligare för slutavverkning än flera andra rovfåglar. Boträdet måste vara grovgrenigt och är oftast en äldre gran eller tall, i sydligaste Sverige är bok vanligt. Duvhöken är beroende av insynsskyddade boplatser. Friställande av boträd eller avverkning så att boplatsen är exponerad mot öppen mark, medför att platsen överges. Samma bo kan användas flera år i rad, men likt andra rovfåglar har den normalt ett eller flera alternativa bon (Skogsstyrelsen, 2016). Eftersom duvhöken helst häckar i gammal skog, är dess häckningsplatser i princip alltid mer eller mindre hotade av skogsbruk och avverkningar (SLU Artdatabanken, 2026).</w:t>
+      </w:r>
+    </w:p>
+    <w:p>
+      <w:r>
+        <w:t>Den viktigaste begränsande faktorn för duvhökspopulationen i stort är födan och ett allvarligare problem är därför den av skogsbruket orsakade storskaliga omvandlingen och utarmningen av skogslandskapet, som kan påverka såväl duvhökens möjlighet att jaga som förekomsten av viktiga byten. Duvhökens jaktteknik gör den beroende av landskapets utformning och sammansättning och dess preferens för gammal skog tyder på att den är anpassad till att jaga i skog som är “lagom” tät. I öppnare biotoper, till exempel hyggen, kommer dess jaktteknik inte till sin rätt och i tätare biotoper, t.ex. ungskogar, har den relativt stora duvhöken svårt att manövrera (SLU Artdatabanken, 2026).</w:t>
       </w:r>
     </w:p>
     <w:p>
@@ -390,100 +681,72 @@
         <w:pStyle w:val="Heading2"/>
       </w:pPr>
       <w:r>
-        <w:t>Ur FSC-standarden</w:t>
+        <w:t>Referenser – duvhök</w:t>
       </w:r>
     </w:p>
     <w:p>
       <w:r>
+        <w:t xml:space="preserve">Skogsstyrelsen, 2016. </w:t>
+      </w:r>
+      <w:r>
         <w:rPr>
-          <w:b/>
+          <w:i/>
         </w:rPr>
-        <w:t xml:space="preserve">PRINCIP 1: LAGEFTERLEVNAD: </w:t>
-      </w:r>
-      <w:r>
-        <w:t>Certifikatsinnehavaren ska följa alla tillämpliga lagar, förordningar och nationellt ratificerade internationella avtal, konventioner och överenskommelser.</w:t>
+        <w:t xml:space="preserve">Duvhök – Vägledning för hänsyn till fåglar. </w:t>
+      </w:r>
+      <w:r>
+        <w:t>https://www.skogsstyrelsen.se/globalassets/lag-och-tillsyn/artskydd/vagledningar-for-hansyn-till-faglar/duvhok-vagledning-hansyn2.pdf</w:t>
       </w:r>
     </w:p>
     <w:p>
       <w:r>
+        <w:t xml:space="preserve">SLU Artdatabanken, 2026. </w:t>
+      </w:r>
+      <w:r>
         <w:rPr>
-          <w:b/>
+          <w:i/>
         </w:rPr>
-        <w:t xml:space="preserve">1.3.1 </w:t>
-      </w:r>
-      <w:r>
-        <w:t>Tillämpliga lagar och föreskrifter för brukandet av skogen följs.</w:t>
+        <w:t xml:space="preserve">Artfaktablad. Naturvård – artfakta. </w:t>
+      </w:r>
+      <w:r>
+        <w:t>SLU Artdatabanken, Uppsala</w:t>
       </w:r>
     </w:p>
     <w:p>
       <w:pPr>
-        <w:pStyle w:val="ListBullet"/>
+        <w:pStyle w:val="Heading1"/>
       </w:pPr>
       <w:r>
-        <w:rPr>
-          <w:b/>
-          <w:i/>
-        </w:rPr>
-        <w:t xml:space="preserve">Kommentar: </w:t>
-      </w:r>
-      <w:r>
-        <w:t>I den avverkningsanmälda skogen har fridlysta arter sina livsmiljöer och växtplatser. Att skada de fridlysta arternas livsmiljöer, växtplatser eller ekologiska funktion är inte tillåtet enligt artskyddsförordningen.</w:t>
+        <w:t>Entita – ekologi samt krav på livsmiljön</w:t>
+      </w:r>
+    </w:p>
+    <w:p>
+      <w:r>
+        <w:t xml:space="preserve">Entita (NT, §4) är rödlistad som nära hotad, fridlyst och prioriterad art enligt Skogsvårdslagen. Den omfattas av EU:s fågeldirektiv och är typisk art för </w:t>
       </w:r>
       <w:r>
         <w:rPr>
           <w:i/>
         </w:rPr>
-        <w:t xml:space="preserve"> EU:s medlemsländer och skogsbolag är skyldiga att agera i enlighet med EU:s fågeldirektiv där det uttryckligen står att direktivet gäller för fåglar samt för deras ägg, bon och </w:t>
-      </w:r>
-      <w:r>
-        <w:rPr>
-          <w:b/>
-          <w:i/>
-        </w:rPr>
-        <w:t xml:space="preserve">livsmiljöer </w:t>
-      </w:r>
-      <w:r>
-        <w:t>(artikel 1). Vidare att de åtgärder som vidtas inte får leda till en försämring av den nuvarande situationen beträffande bevarandet av de fågelarter som avses i artikel 1 (artikel 13).</w:t>
+        <w:t>9080 Lövsumpskog</w:t>
+      </w:r>
+      <w:r>
+        <w:t>. Minskningstakten har uppgått till 20 (10–30) % under de senaste 10 åren och bedöms vara nära gränsvärdet för Sårbar (VU). (A2b) (SLU Artdatabanken, 2021).</w:t>
       </w:r>
     </w:p>
     <w:p>
       <w:r>
-        <w:rPr>
-          <w:b/>
-        </w:rPr>
-        <w:t xml:space="preserve">6.4 </w:t>
-      </w:r>
-      <w:r>
-        <w:t>Certifikatsinnehavaren ska skydda sällsynta arter och hotade arter samt deras livsmiljöer inom skogsbruksenheten. Det ska ske genom avsättningar, andra skyddade områden och genom att skapa konnektivitet och/eller genom andra direkta åtgärder som gynnar dessa arters överlevnad och livskraft. Åtgärderna ska stå i förhållande till brukandets skala, intensitet och risk, samt till sällsynta och hotade arters bevarandestatus och ekologiska krav. Certifikatsinnehavaren ska beakta den geografiska spridningen och ekologiska krav hos sällsynta och hotade arter utanför skogsbruksenhetens gränser när beslut om åtgärder inom skogsbruksenheten ska fattas.</w:t>
+        <w:t>Entitan är en utpräglad lövskogsfågel som påträffas i ädellövskogar, strandskogar, ekhagar, igenväxande hagmarker, lövdungar, parker och trädgårdar. Den föredrar flerskiktade, gärna högvuxna skogar med inslag av äldre träd och med ett välutvecklat buskskikt. Ek- och hasseldominerade skogar och dungar, samt alkärr med videsnår, hör till de miljöer som ofta utnyttjas. I sydligaste Sverige är bokskog en viktig miljö (Skogsstyrelsen, 2016).</w:t>
       </w:r>
     </w:p>
     <w:p>
       <w:r>
-        <w:rPr>
-          <w:b/>
-        </w:rPr>
-        <w:t xml:space="preserve">6.4.3 </w:t>
-      </w:r>
-      <w:r>
-        <w:t>Bevarandeåtgärder genomförs för de kända förekomster av rödlistade arter som påverkas av skogsbruk.</w:t>
+        <w:t>Reviren är relativt stora för en småfågel, i genomsnitt omkring 5 hektar men de kan vara upp till 20 hektar. Entitan är en utpräglad stannfågel och rör sig inte långt från kläckningsplatsen; ungfåglarna sprider sig sällan mer än 5 km från födelseplatsen och etablerade fåglar lämnar därefter inte sitt revir (Skogsstyrelsen, 2016). Det häckande paret försvarar sitt revir året runt. De tillåter dock en grupp av ungfåglar att etablera sig inom deras revir och så bildas en vinterflock, vilket sker redan i juni månad. Även under kalla vintrar stannar entitan kvar inom sitt revir. Hittar man entitor vid sitt foderbord beror det på att fågelmatningen ligger inom ett entiterevir (SLU Artdatabanken, 2021). Arten är känslig för fragmentering och har svårt att etablera sig i isolerade skogsområden. Entitan är hålhäckare, men kan inte själv hacka fram sitt hål utan är beroende av miljöer som erbjuder naturliga hål (Skogsstyrelsen, 2016).</w:t>
       </w:r>
     </w:p>
     <w:p>
-      <w:pPr>
-        <w:pStyle w:val="ListBullet"/>
-      </w:pPr>
-      <w:r>
-        <w:rPr>
-          <w:b/>
-          <w:i/>
-        </w:rPr>
-        <w:t xml:space="preserve">Kommentar: </w:t>
-      </w:r>
-      <w:r>
-        <w:rPr>
-          <w:i/>
-        </w:rPr>
-        <w:t>I det avverkningsanmälda skogsområdet har 13 naturvårdsarter varav 9 rödlistade arter sina livsmiljöer och växtplatser.</w:t>
+      <w:r>
+        <w:t>Arten häckar ofta i skogar som är svagt eller inte alls påverkade av skogsbruk. Särskilt i Svealand ofta i skogar som har höga naturvärden och utgör skogliga värdekärnor. Entitan missgynnas av konventionellt skogsbruk genom minskad förekomst av risiga, flerskiktade skogar liksom av avverkning av lövträdsrika kantzoner. Entitans ortstrohet och dåliga spridningsförmåga gör den känslig för fragmentering (Skogsstyrelsen, 2016).</w:t>
       </w:r>
     </w:p>
     <w:p>
@@ -491,18 +754,72 @@
         <w:pStyle w:val="Heading2"/>
       </w:pPr>
       <w:r>
-        <w:t>Ur Chain of Custody Certification (FSC-STD-40-004 ver 3.0)</w:t>
+        <w:t>Referenser – entita</w:t>
       </w:r>
     </w:p>
     <w:p>
       <w:r>
+        <w:t xml:space="preserve">Skogsstyrelsen, 2016. </w:t>
+      </w:r>
+      <w:r>
         <w:rPr>
-          <w:b/>
+          <w:i/>
         </w:rPr>
-        <w:t xml:space="preserve">1.3 </w:t>
-      </w:r>
-      <w:r>
-        <w:t xml:space="preserve">The organization shall commit to the FSC values as defined in FSC-POL-01-004 Policy for the Association of Organizations with FSC. </w:t>
+        <w:t xml:space="preserve">Vägledning för hänsyn till entita. </w:t>
+      </w:r>
+      <w:r>
+        <w:t>https://www.skogsstyrelsen.se/globalassets/lag-och-tillsyn/artskydd/vagledningar-for-hansyn-till-faglar/entita-vagledning-hansyn2.pdf</w:t>
+      </w:r>
+    </w:p>
+    <w:p>
+      <w:r>
+        <w:t xml:space="preserve">SLU Artdatabanken, 2021. </w:t>
+      </w:r>
+      <w:r>
+        <w:rPr>
+          <w:i/>
+        </w:rPr>
+        <w:t xml:space="preserve">Artfaktablad. Naturvård – artfakta. </w:t>
+      </w:r>
+      <w:r>
+        <w:t>SLU Artdatabanken, Uppsala</w:t>
+      </w:r>
+    </w:p>
+    <w:p>
+      <w:pPr>
+        <w:pStyle w:val="Heading1"/>
+      </w:pPr>
+      <w:r>
+        <w:t>Mindre hackspett – ekologi samt krav på livsmiljön</w:t>
+      </w:r>
+    </w:p>
+    <w:p>
+      <w:r>
+        <w:t xml:space="preserve">Mindre hackspett (NT) är rödlistad som nära hotad, fridlyst och prioriterad art i Skogsvårdslagen. Den är typisk art för </w:t>
+      </w:r>
+      <w:r>
+        <w:rPr>
+          <w:i/>
+        </w:rPr>
+        <w:t>9010 Taiga, 9750 Svämlövskog, 9080 Lövsumpskog, 9030 Landhöjningsskog och 9040 Fjällbjörkskog</w:t>
+      </w:r>
+      <w:r>
+        <w:t>. Minskningstakten har uppgått till 25 (10–40) % under de senaste 15 åren och bedöms vara nära gränsvärdet för Sårbar (VU). (A2bc). (SLU Artdatabanken 2021).</w:t>
+      </w:r>
+    </w:p>
+    <w:p>
+      <w:r>
+        <w:t>Den mindre hackspetten lever i löv- och blandskog med förekomst av äldre lövträd, gärna ädellövträd i södra Sverige. Norrut förekommer arten i gamla löv- och blandskogar med al, björk och asp. Ett mycket glest bestånd förekommer i fjällbjörkskogen. Under vintern kan födosök ske även i äldre grandominerad skog, troligen för att den ger bättre skydd mot rovdjur och rovfåglar än ren lövskog. (SLU Artdatabanken, 2021).</w:t>
+      </w:r>
+    </w:p>
+    <w:p>
+      <w:r>
+        <w:t>Arten har stora revir och höga krav när det gäller förekomst av lövskog på landskapsnivå. För att häcka framgångsrikt behöver ett par cirka 40 ha äldre lövdominerad skog inom ett område på upp till 200 ha. Under vintern utsträcks födosöket till ett större område på flera hundra hektar, men varje individ återvänder till samma natthål kväll efter kväll. Arten häckar i murkna lövträdsstammar eller stubbar (oftast klibbal eller björk), vanligen 3–7 meter över marken. Ett nytt bohål hackas ut varje vår (Skogsstyrelsen, 2016 &amp; SLU Artdatabanken, 2021).</w:t>
+      </w:r>
+    </w:p>
+    <w:p>
+      <w:r>
+        <w:t>Den mindre hackspetten missgynnas av gallring i löv- och blandskogar, om lövträd tas bort. Vidare så missgynnas arten starkt genom avverkning av äldre lövträd, dränering och avverkning av al- och björkkärr, röjning eller gallring av täta strandskogar, alkärr samt borttagande av murkna träd och grenar. Nedhuggning av äldre hagmarksbjörkar och alar är också negativt. Arten hotas dessutom av biobränsleuttag i gamla inägomarker och andra lövskogar (Skogsstyrelsen, 2016 &amp; SLU Artdatabanken, 2021).</w:t>
       </w:r>
     </w:p>
     <w:p>
@@ -510,70 +827,53 @@
         <w:pStyle w:val="Heading2"/>
       </w:pPr>
       <w:r>
-        <w:t>Ur FSC:s policy för associerade organisationer (FSC-POL-01-004)</w:t>
+        <w:t>Referenser – mindre hackspett</w:t>
       </w:r>
     </w:p>
     <w:p>
       <w:r>
-        <w:t xml:space="preserve">Som “Chain of Custody”-certifierad organisation är skogsbolaget bunden av de fastställda reglerna i Del 1 Punkt 1 c) i Policy för organisationer associerade med FSC (FSC-POL-01-004 V2-0 EN + SVE version 2012-03-02): </w:t>
+        <w:t xml:space="preserve">Skogsstyrelsen, 2016. </w:t>
+      </w:r>
+      <w:r>
+        <w:rPr>
+          <w:i/>
+        </w:rPr>
+        <w:t xml:space="preserve">Vägledning för hänsyn till mindre hackspett. </w:t>
+      </w:r>
+      <w:r>
+        <w:t>https://www.skogsstyrelsen.se/globalassets/lag-och-tillsyn/artskydd/vagledningar-for-hansyn-till-faglar/mindre-hackspett-vagledning-hansyn2.pdf</w:t>
+      </w:r>
+    </w:p>
+    <w:p>
+      <w:r>
+        <w:t xml:space="preserve">SLU Artdatabanken, 2021. </w:t>
+      </w:r>
+      <w:r>
+        <w:rPr>
+          <w:i/>
+        </w:rPr>
+        <w:t xml:space="preserve">Artfaktablad. Naturvård – artfakta. </w:t>
+      </w:r>
+      <w:r>
+        <w:t>SLU Artdatabanken, Uppsala</w:t>
       </w:r>
     </w:p>
     <w:p>
       <w:pPr>
-        <w:pStyle w:val="ListNumber"/>
+        <w:pStyle w:val="Heading1"/>
       </w:pPr>
       <w:r>
-        <w:t>De organisationer FSC kan acceptera association med får inte direkt eller indirekt ha några kopplingar till nedanstående, oacceptabla aktiviteter:</w:t>
+        <w:t>Sparvuggla – ekologi samt krav på livsmiljön</w:t>
       </w:r>
     </w:p>
     <w:p>
-      <w:pPr>
-        <w:ind w:left="357"/>
-      </w:pPr>
-      <w:r>
-        <w:t>a) Olaglig skogsavverkning och handel med olagligt avverkat virke eller skogsprodukter</w:t>
+      <w:r>
+        <w:t>Sparvuggla (NT, §4) är fridlyst enligt 4§ artskyddsförordningen och omfattas av bilaga 1 EU:s fågeldirektiv. Den har minskat med 15 (5–25) % under de senaste 15 åren och minskningstakten för den svenska populationen bedöms vara nära gränsvärdet för Sårbar (VU) (SLU Artdatabanken 2026).</w:t>
       </w:r>
     </w:p>
     <w:p>
-      <w:pPr>
-        <w:ind w:left="357"/>
-      </w:pPr>
-      <w:r>
-        <w:t>...</w:t>
-      </w:r>
-    </w:p>
-    <w:p>
-      <w:pPr>
-        <w:ind w:left="357"/>
-      </w:pPr>
-      <w:r>
-        <w:t>c) Skogsbruk som förstör höga naturvärden</w:t>
-      </w:r>
-    </w:p>
-    <w:p>
-      <w:pPr>
-        <w:ind w:left="357"/>
-      </w:pPr>
-      <w:r>
-        <w:t>d) Betydande omvandling av skog till plantager eller annan, icke skoglig, markanvändning</w:t>
-      </w:r>
-    </w:p>
-    <w:p>
-      <w:pPr>
-        <w:pStyle w:val="ListBullet"/>
-      </w:pPr>
-      <w:r>
-        <w:rPr>
-          <w:b/>
-          <w:i/>
-        </w:rPr>
-        <w:t xml:space="preserve">Kommentar: </w:t>
-      </w:r>
-      <w:r>
-        <w:rPr>
-          <w:i/>
-        </w:rPr>
-        <w:t>Avverkning av skog med höga naturvärden samt skada på fridlysta arter strider både mot FSC Controlled Wood-standarden och FSC:s policy for associerade organisationer.</w:t>
+      <w:r>
+        <w:t>Sparvugglan häckar i naturskog samt i klassisk bondeskog och förekommer främst i större skogsområden som domineras av barrblandskog med stort inslag av asp, björk och andra lövträd. Den behöver relativt stora skogsområden och saknas helt i mindre skogar och isolerade dungar. Reviren är i storleksordningen upp till 200 hektar. Sparvugglan missgynnas av överföring av variationsrika bondeskogar till ensartade produktionsskogar – särskilt avverkning av lövträdsrika kantzoner och igenplantering av gamla inägor (Skogsstyrelsen, 2016).</w:t>
       </w:r>
     </w:p>
     <w:p>
@@ -581,62 +881,32 @@
         <w:pStyle w:val="Heading2"/>
       </w:pPr>
       <w:r>
-        <w:t>Ur FSC Controlled Wood (FSC-STD-40-005)</w:t>
+        <w:t>Referenser – sparvuggla</w:t>
       </w:r>
     </w:p>
     <w:p>
       <w:r>
-        <w:t>Virke som inte accepteras i FSC-märkta produkter (oacceptabelt ursprung) enligt FSC Controlled Wood (FSC-STD-40-005):</w:t>
-      </w:r>
-    </w:p>
-    <w:p>
-      <w:pPr>
-        <w:pStyle w:val="ListNumber"/>
-      </w:pPr>
-      <w:r>
-        <w:t>Illegalt avverkat virke.</w:t>
-      </w:r>
-    </w:p>
-    <w:p>
-      <w:pPr>
-        <w:pStyle w:val="ListNumber"/>
-      </w:pPr>
-      <w:r>
-        <w:t>...</w:t>
-      </w:r>
-    </w:p>
-    <w:p>
-      <w:pPr>
-        <w:pStyle w:val="ListNumber"/>
-      </w:pPr>
-      <w:r>
-        <w:t>Virke från avverkningar som hotar höga naturvärden.</w:t>
-      </w:r>
-    </w:p>
-    <w:p>
-      <w:pPr>
-        <w:pStyle w:val="ListNumber"/>
-      </w:pPr>
-      <w:r>
-        <w:t>Virke från skog som konverteras till plantager eller icke-skogligt bruk.</w:t>
-      </w:r>
-    </w:p>
-    <w:p>
-      <w:pPr>
-        <w:pStyle w:val="ListBullet"/>
-      </w:pPr>
-      <w:r>
-        <w:rPr>
-          <w:b/>
-          <w:i/>
-        </w:rPr>
-        <w:t xml:space="preserve">Kommentar: </w:t>
+        <w:t xml:space="preserve">Skogsstyrelsen, 2016. </w:t>
       </w:r>
       <w:r>
         <w:rPr>
           <w:i/>
         </w:rPr>
-        <w:t>Avverkning av skog med höga naturvärden samt skada på fridlysta arter strider både mot FSC Controlled Wood-standarden och FSC:s policy for associerade organisationer.</w:t>
+        <w:t>Vägledning för hänsyn till sparvuggla.</w:t>
+      </w:r>
+    </w:p>
+    <w:p>
+      <w:r>
+        <w:t xml:space="preserve">SLU Artdatabanken, 2026. </w:t>
+      </w:r>
+      <w:r>
+        <w:rPr>
+          <w:i/>
+        </w:rPr>
+        <w:t xml:space="preserve">Artfaktablad. Naturvård – artfakta. </w:t>
+      </w:r>
+      <w:r>
+        <w:t>SLU Artdatabanken, Uppsala.</w:t>
       </w:r>
     </w:p>
     <w:p>
@@ -644,71 +914,27 @@
         <w:pStyle w:val="Heading1"/>
       </w:pPr>
       <w:r>
-        <w:t>Ur PEFC-standarden gällande lagefterlevnad</w:t>
+        <w:t>Havsörn – ekologi samt krav på livsmiljön</w:t>
       </w:r>
     </w:p>
     <w:p>
       <w:r>
-        <w:t>PEFC-standarden förutsätter att tillämplig svensk lagstiftning följs. Det är utsedd tillsynsmyndighet som ansvarar för tillsyn av lagens efterlevnad. PEFC-standarden återger innehållet i vissa certifieringskritiska lag- och föreskriftskrav vilka ska ingå i granskning av PEFC-systemets efterlevnad.</w:t>
+        <w:t>Havsörn är fridlyst enligt 4§ artskyddsförordningen och upptagen i bilaga 1 EU:s fågeldirektiv. Havsörnen häckar i anslutning till skärgårdar, kuster, sjöar och vattendrag, ofta på öar men ibland även ganska långt från vatten. I svenska kustområden varierar medelavståndet mellan etablerade par från ca 13 km till under 5 km, mest beroende på bytestillgänglighet; minsta avstånd mellan samtidigt bebodda bon i vårt land är ca 1,5 km. Ofta har ett havsörnspar flera olika bon som kan användas omväxlande (SLU Artdatabanken, 2026; Skogsstyrelsen, 2016).</w:t>
       </w:r>
     </w:p>
     <w:p>
-      <w:pPr>
-        <w:pStyle w:val="ListBullet"/>
-      </w:pPr>
-      <w:r>
-        <w:rPr>
-          <w:b/>
-          <w:i/>
-        </w:rPr>
-        <w:t xml:space="preserve">Kommentar: </w:t>
-      </w:r>
-      <w:r>
-        <w:rPr>
-          <w:i/>
-        </w:rPr>
-        <w:t>I den avverkningsanmälda skogen har fridlysta arter sina livsmiljöer och växtplatser. Att skada de fridlysta arternas livsmiljöer, växtplatser eller ekologiska funktion är inte tillåtet enligt artskyddsförordningen</w:t>
+      <w:r>
+        <w:t>Boet byggs nästan uteslutande i träd, oftast tallar. Häckar sällsynt även på klipphyllor eller direkt på marken. Boet placeras oftast i trädets övre del och kan bli mycket stort, vilket ställer stora krav på boträdet. Trädet måste ha en stark, bärande krona med lämpliga grova grenar, vilket utvecklas först när trädet har uppnått en hög ålder. Genomsnittsåldern hos botallar vid svenska Ostkusten under 1970- och 80-talet var 160 år (från 100 till 350 år) men har sannolikt redan nu sjunkit betydligt genom en brist på gamla träd. Frekvensen nybyggda bon i för svaga träd där boet rasat under häckningen har ökat markant under senare år i Syd- och Mellansverige. I Lappland var boträden i snitt 350 år (200 – ca 600 år). Mot bakgrund av de lägsta uppmätta åldrarna hos dessa fungerande boträd utgör den sjunkande omloppstiden vid slutavverkningar i Sverige ett hot – det kommer inte att räcka med att spara överståndare vid slutavverkningar av kanske högst 70-åriga bestånd i framtiden (SLU Artdatabanken, 2026; Skogsstyrelsen, 2016).</w:t>
       </w:r>
     </w:p>
     <w:p>
       <w:r>
-        <w:br w:type="page"/>
+        <w:t>Skyddandet av befintliga bon måste upprätthållas och i samband med skogsavverkning ska befintliga boträd sparas med en lämpligt avgränsad skyddszon runtom. Vid slutavverkning bör en skyddszon på 100 meters radie runt boplatsen lämnas intakt. Under häckningsperioden (1 januari till 15 augusti) är havsörnen störningskänslig och inga skogsbruksåtgärder eller annan störande verksamhet får förekomma närmare än 500 m från boet under den tiden. (SLU Artdatabanken, 2026; Skogsstyrelsen, 2016).</w:t>
       </w:r>
     </w:p>
     <w:p>
-      <w:pPr>
-        <w:pStyle w:val="Title"/>
-      </w:pPr>
-      <w:r>
-        <w:t>BILAGA 1 – Fridlysta arter</w:t>
-      </w:r>
-    </w:p>
-    <w:p>
-      <w:pPr>
-        <w:pStyle w:val="Heading1"/>
-      </w:pPr>
-      <w:r>
-        <w:t>Duvhök – ekologi samt krav på livsmiljön</w:t>
-      </w:r>
-    </w:p>
-    <w:p>
-      <w:r>
-        <w:t>Duvhök (NT, §4) är rödlistad som nära hotad och fridlyst enligt 4§ artskyddsförordningen. Arten har minskat med 15 (0–30) % under de senaste 18 åren och minskningstakten för den svenska populationen bedöms vara nära gränsvärdet för sårbar (VU). Bedömningen baseras på direkt observation, ett för arten lämpligt abundansindex och minskad geografisk utbredning och/eller försämrad habitatkvalitet (allt yngre och tätare skogar vilket försvårar för boplacering samt missgynnar jaktmöjligheterna) (SLU Artdatabanken, 2026).</w:t>
-      </w:r>
-    </w:p>
-    <w:p>
-      <w:r>
-        <w:t>Duvhöken är starkt bunden till skogsmark, såväl för häckning som födosök. Den påträffas oftast i större skogsområden med äldre skog, men kan ibland även häcka i dungar i områden dominerade av öppen mark. De gamla fåglarna är i huvudsak stationära i sina revir. Duvhöken jagar helst inne i äldre skog och missgynnas av stora hyggen och täta planteringar (Skogsstyrelsen, 2016).</w:t>
-      </w:r>
-    </w:p>
-    <w:p>
-      <w:r>
-        <w:t>Boet läggs inne i tät, oftast äldre skog. Kantzoner mot öppen mark undviks och duvhöken är därför känsligare för slutavverkning än flera andra rovfåglar. Boträdet måste vara grovgrenigt och är oftast en äldre gran eller tall, i sydligaste Sverige är bok vanligt. Duvhöken är beroende av insynsskyddade boplatser. Friställande av boträd eller avverkning så att boplatsen är exponerad mot öppen mark, medför att platsen överges. Samma bo kan användas flera år i rad, men likt andra rovfåglar har den normalt ett eller flera alternativa bon (Skogsstyrelsen, 2016). Eftersom duvhöken helst häckar i gammal skog, är dess häckningsplatser i princip alltid mer eller mindre hotade av skogsbruk och avverkningar (SLU Artdatabanken, 2026).</w:t>
-      </w:r>
-    </w:p>
-    <w:p>
-      <w:r>
-        <w:t>Den viktigaste begränsande faktorn för duvhökspopulationen i stort är födan och ett allvarligare problem är därför den av skogsbruket orsakade storskaliga omvandlingen och utarmningen av skogslandskapet, som kan påverka såväl duvhökens möjlighet att jaga som förekomsten av viktiga byten. Duvhökens jaktteknik gör den beroende av landskapets utformning och sammansättning och dess preferens för gammal skog tyder på att den är anpassad till att jaga i skog som är “lagom” tät. I öppnare biotoper, till exempel hyggen, kommer dess jaktteknik inte till sin rätt och i tätare biotoper, t.ex. ungskogar, har den relativt stora duvhöken svårt att manövrera (SLU Artdatabanken, 2026).</w:t>
+      <w:r>
+        <w:t>För att garantera möjligheter till häckning även i framtiden bör ett nätverk av häckningsområden skyddas inom artens hela naturliga utbredningsområde i landet. Havsörnen är upptagen bland de arter som enligt fågeldirektivet/habitatdirektivet har ett sådant gemenskapsintresse inom EU att särskilda skydds- eller bevarandeområden behöver utses (Miljöbalken, Bilagan till Artskyddsförordningen 1998:179, reviderad 2001). Arten är beroende av grova träd för placering av sina stora risbon och detta kan bli en begränsande faktor kommande 30 år (tre generationer). För att åstadkomma en succession av lämpliga boträd för kommande generationer av havsörnar behöver ett betydligt större antal s.k. evighetsträd sparas vid avverkningar redan idag. (SLU Artdatabanken, 2026).</w:t>
       </w:r>
     </w:p>
     <w:p>
@@ -716,7 +942,7 @@
         <w:pStyle w:val="Heading2"/>
       </w:pPr>
       <w:r>
-        <w:t>Referenser – duvhök</w:t>
+        <w:t>Referenser – havsörn</w:t>
       </w:r>
     </w:p>
     <w:p>
@@ -727,10 +953,10 @@
         <w:rPr>
           <w:i/>
         </w:rPr>
-        <w:t xml:space="preserve">Duvhök – Vägledning för hänsyn till fåglar. </w:t>
-      </w:r>
-      <w:r>
-        <w:t>https://www.skogsstyrelsen.se/globalassets/lag-och-tillsyn/artskydd/vagledningar-for-hansyn-till-faglar/duvhok-vagledning-hansyn2.pdf</w:t>
+        <w:t xml:space="preserve">Vägledning för hänsyn till havsörn. </w:t>
+      </w:r>
+      <w:r>
+        <w:t>Vägledningar och kunskapsstöd artskydd – Skogsstyrelsen</w:t>
       </w:r>
     </w:p>
     <w:p>
@@ -745,267 +971,6 @@
       </w:r>
       <w:r>
         <w:t>SLU Artdatabanken, Uppsala</w:t>
-      </w:r>
-    </w:p>
-    <w:p>
-      <w:pPr>
-        <w:pStyle w:val="Heading1"/>
-      </w:pPr>
-      <w:r>
-        <w:t>Entita – ekologi samt krav på livsmiljön</w:t>
-      </w:r>
-    </w:p>
-    <w:p>
-      <w:r>
-        <w:t xml:space="preserve">Entita (NT, §4) är rödlistad som nära hotad, fridlyst och prioriterad art enligt Skogsvårdslagen. Den omfattas av EU:s fågeldirektiv och är typisk art för </w:t>
-      </w:r>
-      <w:r>
-        <w:rPr>
-          <w:i/>
-        </w:rPr>
-        <w:t>9080 Lövsumpskog</w:t>
-      </w:r>
-      <w:r>
-        <w:t>. Minskningstakten har uppgått till 20 (10–30) % under de senaste 10 åren och bedöms vara nära gränsvärdet för Sårbar (VU). (A2b) (SLU Artdatabanken, 2021).</w:t>
-      </w:r>
-    </w:p>
-    <w:p>
-      <w:r>
-        <w:t>Entitan är en utpräglad lövskogsfågel som påträffas i ädellövskogar, strandskogar, ekhagar, igenväxande hagmarker, lövdungar, parker och trädgårdar. Den föredrar flerskiktade, gärna högvuxna skogar med inslag av äldre träd och med ett välutvecklat buskskikt. Ek- och hasseldominerade skogar och dungar, samt alkärr med videsnår, hör till de miljöer som ofta utnyttjas. I sydligaste Sverige är bokskog en viktig miljö (Skogsstyrelsen, 2016).</w:t>
-      </w:r>
-    </w:p>
-    <w:p>
-      <w:r>
-        <w:t>Reviren är relativt stora för en småfågel, i genomsnitt omkring 5 hektar men de kan vara upp till 20 hektar. Entitan är en utpräglad stannfågel och rör sig inte långt från kläckningsplatsen; ungfåglarna sprider sig sällan mer än 5 km från födelseplatsen och etablerade fåglar lämnar därefter inte sitt revir (Skogsstyrelsen, 2016). Det häckande paret försvarar sitt revir året runt. De tillåter dock en grupp av ungfåglar att etablera sig inom deras revir och så bildas en vinterflock, vilket sker redan i juni månad. Även under kalla vintrar stannar entitan kvar inom sitt revir. Hittar man entitor vid sitt foderbord beror det på att fågelmatningen ligger inom ett entiterevir (SLU Artdatabanken, 2021). Arten är känslig för fragmentering och har svårt att etablera sig i isolerade skogsområden. Entitan är hålhäckare, men kan inte själv hacka fram sitt hål utan är beroende av miljöer som erbjuder naturliga hål (Skogsstyrelsen, 2016).</w:t>
-      </w:r>
-    </w:p>
-    <w:p>
-      <w:r>
-        <w:t>Arten häckar ofta i skogar som är svagt eller inte alls påverkade av skogsbruk. Särskilt i Svealand ofta i skogar som har höga naturvärden och utgör skogliga värdekärnor. Entitan missgynnas av konventionellt skogsbruk genom minskad förekomst av risiga, flerskiktade skogar liksom av avverkning av lövträdsrika kantzoner. Entitans ortstrohet och dåliga spridningsförmåga gör den känslig för fragmentering (Skogsstyrelsen, 2016).</w:t>
-      </w:r>
-    </w:p>
-    <w:p>
-      <w:pPr>
-        <w:pStyle w:val="Heading2"/>
-      </w:pPr>
-      <w:r>
-        <w:t>Referenser – entita</w:t>
-      </w:r>
-    </w:p>
-    <w:p>
-      <w:r>
-        <w:t xml:space="preserve">Skogsstyrelsen, 2016. </w:t>
-      </w:r>
-      <w:r>
-        <w:rPr>
-          <w:i/>
-        </w:rPr>
-        <w:t xml:space="preserve">Vägledning för hänsyn till entita. </w:t>
-      </w:r>
-      <w:r>
-        <w:t>https://www.skogsstyrelsen.se/globalassets/lag-och-tillsyn/artskydd/vagledningar-for-hansyn-till-faglar/entita-vagledning-hansyn2.pdf</w:t>
-      </w:r>
-    </w:p>
-    <w:p>
-      <w:r>
-        <w:t xml:space="preserve">SLU Artdatabanken, 2021. </w:t>
-      </w:r>
-      <w:r>
-        <w:rPr>
-          <w:i/>
-        </w:rPr>
-        <w:t xml:space="preserve">Artfaktablad. Naturvård – artfakta. </w:t>
-      </w:r>
-      <w:r>
-        <w:t>SLU Artdatabanken, Uppsala</w:t>
-      </w:r>
-    </w:p>
-    <w:p>
-      <w:pPr>
-        <w:pStyle w:val="Heading1"/>
-      </w:pPr>
-      <w:r>
-        <w:t>Havsörn – ekologi samt krav på livsmiljön</w:t>
-      </w:r>
-    </w:p>
-    <w:p>
-      <w:r>
-        <w:t>Havsörn är fridlyst enligt 4§ artskyddsförordningen och upptagen i bilaga 1 EU:s fågeldirektiv. Havsörnen häckar i anslutning till skärgårdar, kuster, sjöar och vattendrag, ofta på öar men ibland även ganska långt från vatten. I svenska kustområden varierar medelavståndet mellan etablerade par från ca 13 km till under 5 km, mest beroende på bytestillgänglighet; minsta avstånd mellan samtidigt bebodda bon i vårt land är ca 1,5 km. Ofta har ett havsörnspar flera olika bon som kan användas omväxlande (SLU Artdatabanken, 2026; Skogsstyrelsen, 2016).</w:t>
-      </w:r>
-    </w:p>
-    <w:p>
-      <w:r>
-        <w:t>Boet byggs nästan uteslutande i träd, oftast tallar. Häckar sällsynt även på klipphyllor eller direkt på marken. Boet placeras oftast i trädets övre del och kan bli mycket stort, vilket ställer stora krav på boträdet. Trädet måste ha en stark, bärande krona med lämpliga grova grenar, vilket utvecklas först när trädet har uppnått en hög ålder. Genomsnittsåldern hos botallar vid svenska Ostkusten under 1970- och 80-talet var 160 år (från 100 till 350 år) men har sannolikt redan nu sjunkit betydligt genom en brist på gamla träd. Frekvensen nybyggda bon i för svaga träd där boet rasat under häckningen har ökat markant under senare år i Syd- och Mellansverige. I Lappland var boträden i snitt 350 år (200 – ca 600 år). Mot bakgrund av de lägsta uppmätta åldrarna hos dessa fungerande boträd utgör den sjunkande omloppstiden vid slutavverkningar i Sverige ett hot – det kommer inte att räcka med att spara överståndare vid slutavverkningar av kanske högst 70-åriga bestånd i framtiden (SLU Artdatabanken, 2026; Skogsstyrelsen, 2016).</w:t>
-      </w:r>
-    </w:p>
-    <w:p>
-      <w:r>
-        <w:t>Skyddandet av befintliga bon måste upprätthållas och i samband med skogsavverkning ska befintliga boträd sparas med en lämpligt avgränsad skyddszon runtom. Vid slutavverkning bör en skyddszon på 100 meters radie runt boplatsen lämnas intakt. Under häckningsperioden (1 januari till 15 augusti) är havsörnen störningskänslig och inga skogsbruksåtgärder eller annan störande verksamhet får förekomma närmare än 500 m från boet under den tiden. (SLU Artdatabanken, 2026; Skogsstyrelsen, 2016).</w:t>
-      </w:r>
-    </w:p>
-    <w:p>
-      <w:r>
-        <w:t>För att garantera möjligheter till häckning även i framtiden bör ett nätverk av häckningsområden skyddas inom artens hela naturliga utbredningsområde i landet. Havsörnen är upptagen bland de arter som enligt fågeldirektivet/habitatdirektivet har ett sådant gemenskapsintresse inom EU att särskilda skydds- eller bevarandeområden behöver utses (Miljöbalken, Bilagan till Artskyddsförordningen 1998:179, reviderad 2001). Arten är beroende av grova träd för placering av sina stora risbon och detta kan bli en begränsande faktor kommande 30 år (tre generationer). För att åstadkomma en succession av lämpliga boträd för kommande generationer av havsörnar behöver ett betydligt större antal s.k. evighetsträd sparas vid avverkningar redan idag. (SLU Artdatabanken, 2026).</w:t>
-      </w:r>
-    </w:p>
-    <w:p>
-      <w:pPr>
-        <w:pStyle w:val="Heading2"/>
-      </w:pPr>
-      <w:r>
-        <w:t>Referenser – havsörn</w:t>
-      </w:r>
-    </w:p>
-    <w:p>
-      <w:r>
-        <w:t xml:space="preserve">Skogsstyrelsen, 2016. </w:t>
-      </w:r>
-      <w:r>
-        <w:rPr>
-          <w:i/>
-        </w:rPr>
-        <w:t xml:space="preserve">Vägledning för hänsyn till havsörn. </w:t>
-      </w:r>
-      <w:r>
-        <w:t>Vägledningar och kunskapsstöd artskydd – Skogsstyrelsen</w:t>
-      </w:r>
-    </w:p>
-    <w:p>
-      <w:r>
-        <w:t xml:space="preserve">SLU Artdatabanken, 2026. </w:t>
-      </w:r>
-      <w:r>
-        <w:rPr>
-          <w:i/>
-        </w:rPr>
-        <w:t xml:space="preserve">Artfaktablad. Naturvård – artfakta. </w:t>
-      </w:r>
-      <w:r>
-        <w:t>SLU Artdatabanken, Uppsala</w:t>
-      </w:r>
-    </w:p>
-    <w:p>
-      <w:pPr>
-        <w:pStyle w:val="Heading1"/>
-      </w:pPr>
-      <w:r>
-        <w:t>Mindre hackspett – ekologi samt krav på livsmiljön</w:t>
-      </w:r>
-    </w:p>
-    <w:p>
-      <w:r>
-        <w:t xml:space="preserve">Mindre hackspett (NT) är rödlistad som nära hotad, fridlyst och prioriterad art i Skogsvårdslagen. Den är typisk art för </w:t>
-      </w:r>
-      <w:r>
-        <w:rPr>
-          <w:i/>
-        </w:rPr>
-        <w:t>9010 Taiga, 9750 Svämlövskog, 9080 Lövsumpskog, 9030 Landhöjningsskog och 9040 Fjällbjörkskog</w:t>
-      </w:r>
-      <w:r>
-        <w:t>. Minskningstakten har uppgått till 25 (10–40) % under de senaste 15 åren och bedöms vara nära gränsvärdet för Sårbar (VU). (A2bc). (SLU Artdatabanken 2021).</w:t>
-      </w:r>
-    </w:p>
-    <w:p>
-      <w:r>
-        <w:t>Den mindre hackspetten lever i löv- och blandskog med förekomst av äldre lövträd, gärna ädellövträd i södra Sverige. Norrut förekommer arten i gamla löv- och blandskogar med al, björk och asp. Ett mycket glest bestånd förekommer i fjällbjörkskogen. Under vintern kan födosök ske även i äldre grandominerad skog, troligen för att den ger bättre skydd mot rovdjur och rovfåglar än ren lövskog. (SLU Artdatabanken, 2021).</w:t>
-      </w:r>
-    </w:p>
-    <w:p>
-      <w:r>
-        <w:t>Arten har stora revir och höga krav när det gäller förekomst av lövskog på landskapsnivå. För att häcka framgångsrikt behöver ett par cirka 40 ha äldre lövdominerad skog inom ett område på upp till 200 ha. Under vintern utsträcks födosöket till ett större område på flera hundra hektar, men varje individ återvänder till samma natthål kväll efter kväll. Arten häckar i murkna lövträdsstammar eller stubbar (oftast klibbal eller björk), vanligen 3–7 meter över marken. Ett nytt bohål hackas ut varje vår (Skogsstyrelsen, 2016 &amp; SLU Artdatabanken, 2021).</w:t>
-      </w:r>
-    </w:p>
-    <w:p>
-      <w:r>
-        <w:t>Den mindre hackspetten missgynnas av gallring i löv- och blandskogar, om lövträd tas bort. Vidare så missgynnas arten starkt genom avverkning av äldre lövträd, dränering och avverkning av al- och björkkärr, röjning eller gallring av täta strandskogar, alkärr samt borttagande av murkna träd och grenar. Nedhuggning av äldre hagmarksbjörkar och alar är också negativt. Arten hotas dessutom av biobränsleuttag i gamla inägomarker och andra lövskogar (Skogsstyrelsen, 2016 &amp; SLU Artdatabanken, 2021).</w:t>
-      </w:r>
-    </w:p>
-    <w:p>
-      <w:pPr>
-        <w:pStyle w:val="Heading2"/>
-      </w:pPr>
-      <w:r>
-        <w:t>Referenser – mindre hackspett</w:t>
-      </w:r>
-    </w:p>
-    <w:p>
-      <w:r>
-        <w:t xml:space="preserve">Skogsstyrelsen, 2016. </w:t>
-      </w:r>
-      <w:r>
-        <w:rPr>
-          <w:i/>
-        </w:rPr>
-        <w:t xml:space="preserve">Vägledning för hänsyn till mindre hackspett. </w:t>
-      </w:r>
-      <w:r>
-        <w:t>https://www.skogsstyrelsen.se/globalassets/lag-och-tillsyn/artskydd/vagledningar-for-hansyn-till-faglar/mindre-hackspett-vagledning-hansyn2.pdf</w:t>
-      </w:r>
-    </w:p>
-    <w:p>
-      <w:r>
-        <w:t xml:space="preserve">SLU Artdatabanken, 2021. </w:t>
-      </w:r>
-      <w:r>
-        <w:rPr>
-          <w:i/>
-        </w:rPr>
-        <w:t xml:space="preserve">Artfaktablad. Naturvård – artfakta. </w:t>
-      </w:r>
-      <w:r>
-        <w:t>SLU Artdatabanken, Uppsala</w:t>
-      </w:r>
-    </w:p>
-    <w:p>
-      <w:pPr>
-        <w:pStyle w:val="Heading1"/>
-      </w:pPr>
-      <w:r>
-        <w:t>Sparvuggla – ekologi samt krav på livsmiljön</w:t>
-      </w:r>
-    </w:p>
-    <w:p>
-      <w:r>
-        <w:t>Sparvuggla (NT, §4) är fridlyst enligt 4§ artskyddsförordningen och omfattas av bilaga 1 EU:s fågeldirektiv. Den har minskat med 15 (5–25) % under de senaste 15 åren och minskningstakten för den svenska populationen bedöms vara nära gränsvärdet för Sårbar (VU) (SLU Artdatabanken 2026).</w:t>
-      </w:r>
-    </w:p>
-    <w:p>
-      <w:r>
-        <w:t>Sparvugglan häckar i naturskog samt i klassisk bondeskog och förekommer främst i större skogsområden som domineras av barrblandskog med stort inslag av asp, björk och andra lövträd. Den behöver relativt stora skogsområden och saknas helt i mindre skogar och isolerade dungar. Reviren är i storleksordningen upp till 200 hektar. Sparvugglan missgynnas av överföring av variationsrika bondeskogar till ensartade produktionsskogar – särskilt avverkning av lövträdsrika kantzoner och igenplantering av gamla inägor (Skogsstyrelsen, 2016).</w:t>
-      </w:r>
-    </w:p>
-    <w:p>
-      <w:pPr>
-        <w:pStyle w:val="Heading2"/>
-      </w:pPr>
-      <w:r>
-        <w:t>Referenser – sparvuggla</w:t>
-      </w:r>
-    </w:p>
-    <w:p>
-      <w:r>
-        <w:t xml:space="preserve">Skogsstyrelsen, 2016. </w:t>
-      </w:r>
-      <w:r>
-        <w:rPr>
-          <w:i/>
-        </w:rPr>
-        <w:t>Vägledning för hänsyn till sparvuggla.</w:t>
-      </w:r>
-    </w:p>
-    <w:p>
-      <w:r>
-        <w:t xml:space="preserve">SLU Artdatabanken, 2026. </w:t>
-      </w:r>
-      <w:r>
-        <w:rPr>
-          <w:i/>
-        </w:rPr>
-        <w:t xml:space="preserve">Artfaktablad. Naturvård – artfakta. </w:t>
-      </w:r>
-      <w:r>
-        <w:t>SLU Artdatabanken, Uppsala.</w:t>
       </w:r>
     </w:p>
     <w:sectPr>
@@ -1136,7 +1101,7 @@
     <w:r>
       <w:tab/>
       <w:tab/>
-      <w:t>2026-06-20</w:t>
+      <w:t>2026-06-21</w:t>
       <w:br/>
       <w:br/>
     </w:r>

--- a/klagomål/A 38964-2021 FSC-klagomål.docx
+++ b/klagomål/A 38964-2021 FSC-klagomål.docx
@@ -1101,7 +1101,7 @@
     <w:r>
       <w:tab/>
       <w:tab/>
-      <w:t>2026-06-21</w:t>
+      <w:t>2026-06-22</w:t>
       <w:br/>
       <w:br/>
     </w:r>

--- a/klagomål/A 38964-2021 FSC-klagomål.docx
+++ b/klagomål/A 38964-2021 FSC-klagomål.docx
@@ -1101,7 +1101,7 @@
     <w:r>
       <w:tab/>
       <w:tab/>
-      <w:t>2026-06-22</w:t>
+      <w:t>2026-06-23</w:t>
       <w:br/>
       <w:br/>
     </w:r>

--- a/klagomål/A 38964-2021 FSC-klagomål.docx
+++ b/klagomål/A 38964-2021 FSC-klagomål.docx
@@ -1101,7 +1101,7 @@
     <w:r>
       <w:tab/>
       <w:tab/>
-      <w:t>2026-06-23</w:t>
+      <w:t>2026-06-24</w:t>
       <w:br/>
       <w:br/>
     </w:r>

--- a/klagomål/A 38964-2021 FSC-klagomål.docx
+++ b/klagomål/A 38964-2021 FSC-klagomål.docx
@@ -1101,7 +1101,7 @@
     <w:r>
       <w:tab/>
       <w:tab/>
-      <w:t>2026-06-24</w:t>
+      <w:t>2026-06-25</w:t>
       <w:br/>
       <w:br/>
     </w:r>

--- a/klagomål/A 38964-2021 FSC-klagomål.docx
+++ b/klagomål/A 38964-2021 FSC-klagomål.docx
@@ -1101,7 +1101,7 @@
     <w:r>
       <w:tab/>
       <w:tab/>
-      <w:t>2026-06-25</w:t>
+      <w:t>2026-06-26</w:t>
       <w:br/>
       <w:br/>
     </w:r>

--- a/klagomål/A 38964-2021 FSC-klagomål.docx
+++ b/klagomål/A 38964-2021 FSC-klagomål.docx
@@ -1101,7 +1101,7 @@
     <w:r>
       <w:tab/>
       <w:tab/>
-      <w:t>2026-06-26</w:t>
+      <w:t>2026-06-27</w:t>
       <w:br/>
       <w:br/>
     </w:r>

--- a/klagomål/A 38964-2021 FSC-klagomål.docx
+++ b/klagomål/A 38964-2021 FSC-klagomål.docx
@@ -1101,7 +1101,7 @@
     <w:r>
       <w:tab/>
       <w:tab/>
-      <w:t>2026-06-27</w:t>
+      <w:t>2026-06-28</w:t>
       <w:br/>
       <w:br/>
     </w:r>

--- a/klagomål/A 38964-2021 FSC-klagomål.docx
+++ b/klagomål/A 38964-2021 FSC-klagomål.docx
@@ -1101,7 +1101,7 @@
     <w:r>
       <w:tab/>
       <w:tab/>
-      <w:t>2026-06-28</w:t>
+      <w:t>2026-06-29</w:t>
       <w:br/>
       <w:br/>
     </w:r>

--- a/klagomål/A 38964-2021 FSC-klagomål.docx
+++ b/klagomål/A 38964-2021 FSC-klagomål.docx
@@ -1101,7 +1101,7 @@
     <w:r>
       <w:tab/>
       <w:tab/>
-      <w:t>2026-06-29</w:t>
+      <w:t>2026-06-30</w:t>
       <w:br/>
       <w:br/>
     </w:r>

--- a/klagomål/A 38964-2021 FSC-klagomål.docx
+++ b/klagomål/A 38964-2021 FSC-klagomål.docx
@@ -1101,7 +1101,7 @@
     <w:r>
       <w:tab/>
       <w:tab/>
-      <w:t>2026-06-30</w:t>
+      <w:t>2026-07-01</w:t>
       <w:br/>
       <w:br/>
     </w:r>

--- a/klagomål/A 38964-2021 FSC-klagomål.docx
+++ b/klagomål/A 38964-2021 FSC-klagomål.docx
@@ -1101,7 +1101,7 @@
     <w:r>
       <w:tab/>
       <w:tab/>
-      <w:t>2026-07-01</w:t>
+      <w:t>2026-07-02</w:t>
       <w:br/>
       <w:br/>
     </w:r>

--- a/klagomål/A 38964-2021 FSC-klagomål.docx
+++ b/klagomål/A 38964-2021 FSC-klagomål.docx
@@ -1101,7 +1101,7 @@
     <w:r>
       <w:tab/>
       <w:tab/>
-      <w:t>2026-07-13</w:t>
+      <w:t>2026-07-14</w:t>
       <w:br/>
       <w:br/>
     </w:r>

--- a/klagomål/A 38964-2021 FSC-klagomål.docx
+++ b/klagomål/A 38964-2021 FSC-klagomål.docx
@@ -1101,7 +1101,7 @@
     <w:r>
       <w:tab/>
       <w:tab/>
-      <w:t>2026-07-14</w:t>
+      <w:t>2026-07-15</w:t>
       <w:br/>
       <w:br/>
     </w:r>

--- a/klagomål/A 38964-2021 FSC-klagomål.docx
+++ b/klagomål/A 38964-2021 FSC-klagomål.docx
@@ -1101,7 +1101,7 @@
     <w:r>
       <w:tab/>
       <w:tab/>
-      <w:t>2026-07-15</w:t>
+      <w:t>2026-07-16</w:t>
       <w:br/>
       <w:br/>
     </w:r>

--- a/klagomål/A 38964-2021 FSC-klagomål.docx
+++ b/klagomål/A 38964-2021 FSC-klagomål.docx
@@ -1101,7 +1101,7 @@
     <w:r>
       <w:tab/>
       <w:tab/>
-      <w:t>2026-07-16</w:t>
+      <w:t>2026-07-17</w:t>
       <w:br/>
       <w:br/>
     </w:r>

--- a/klagomål/A 38964-2021 FSC-klagomål.docx
+++ b/klagomål/A 38964-2021 FSC-klagomål.docx
@@ -1101,7 +1101,7 @@
     <w:r>
       <w:tab/>
       <w:tab/>
-      <w:t>2026-07-17</w:t>
+      <w:t>2026-07-18</w:t>
       <w:br/>
       <w:br/>
     </w:r>

--- a/klagomål/A 38964-2021 FSC-klagomål.docx
+++ b/klagomål/A 38964-2021 FSC-klagomål.docx
@@ -1101,7 +1101,7 @@
     <w:r>
       <w:tab/>
       <w:tab/>
-      <w:t>2026-07-18</w:t>
+      <w:t>2026-07-19</w:t>
       <w:br/>
       <w:br/>
     </w:r>

--- a/klagomål/A 38964-2021 FSC-klagomål.docx
+++ b/klagomål/A 38964-2021 FSC-klagomål.docx
@@ -1101,7 +1101,7 @@
     <w:r>
       <w:tab/>
       <w:tab/>
-      <w:t>2026-07-19</w:t>
+      <w:t>2026-07-20</w:t>
       <w:br/>
       <w:br/>
     </w:r>

--- a/klagomål/A 38964-2021 FSC-klagomål.docx
+++ b/klagomål/A 38964-2021 FSC-klagomål.docx
@@ -1101,7 +1101,7 @@
     <w:r>
       <w:tab/>
       <w:tab/>
-      <w:t>2026-07-20</w:t>
+      <w:t>2026-07-21</w:t>
       <w:br/>
       <w:br/>
     </w:r>

--- a/klagomål/A 38964-2021 FSC-klagomål.docx
+++ b/klagomål/A 38964-2021 FSC-klagomål.docx
@@ -1101,7 +1101,7 @@
     <w:r>
       <w:tab/>
       <w:tab/>
-      <w:t>2026-07-21</w:t>
+      <w:t>2026-07-22</w:t>
       <w:br/>
       <w:br/>
     </w:r>

--- a/klagomål/A 38964-2021 FSC-klagomål.docx
+++ b/klagomål/A 38964-2021 FSC-klagomål.docx
@@ -1101,7 +1101,7 @@
     <w:r>
       <w:tab/>
       <w:tab/>
-      <w:t>2026-07-22</w:t>
+      <w:t>2026-07-23</w:t>
       <w:br/>
       <w:br/>
     </w:r>

--- a/klagomål/A 38964-2021 FSC-klagomål.docx
+++ b/klagomål/A 38964-2021 FSC-klagomål.docx
@@ -1101,7 +1101,7 @@
     <w:r>
       <w:tab/>
       <w:tab/>
-      <w:t>2026-07-23</w:t>
+      <w:t>2026-07-24</w:t>
       <w:br/>
       <w:br/>
     </w:r>

--- a/klagomål/A 38964-2021 FSC-klagomål.docx
+++ b/klagomål/A 38964-2021 FSC-klagomål.docx
@@ -1101,7 +1101,7 @@
     <w:r>
       <w:tab/>
       <w:tab/>
-      <w:t>2026-07-24</w:t>
+      <w:t>2026-07-25</w:t>
       <w:br/>
       <w:br/>
     </w:r>

--- a/klagomål/A 38964-2021 FSC-klagomål.docx
+++ b/klagomål/A 38964-2021 FSC-klagomål.docx
@@ -1101,7 +1101,7 @@
     <w:r>
       <w:tab/>
       <w:tab/>
-      <w:t>2026-07-25</w:t>
+      <w:t>2026-07-26</w:t>
       <w:br/>
       <w:br/>
     </w:r>

--- a/klagomål/A 38964-2021 FSC-klagomål.docx
+++ b/klagomål/A 38964-2021 FSC-klagomål.docx
@@ -1101,7 +1101,7 @@
     <w:r>
       <w:tab/>
       <w:tab/>
-      <w:t>2026-07-26</w:t>
+      <w:t>2026-07-27</w:t>
       <w:br/>
       <w:br/>
     </w:r>

--- a/klagomål/A 38964-2021 FSC-klagomål.docx
+++ b/klagomål/A 38964-2021 FSC-klagomål.docx
@@ -1101,7 +1101,7 @@
     <w:r>
       <w:tab/>
       <w:tab/>
-      <w:t>2026-07-27</w:t>
+      <w:t>2026-07-28</w:t>
       <w:br/>
       <w:br/>
     </w:r>

--- a/klagomål/A 38964-2021 FSC-klagomål.docx
+++ b/klagomål/A 38964-2021 FSC-klagomål.docx
@@ -1101,7 +1101,7 @@
     <w:r>
       <w:tab/>
       <w:tab/>
-      <w:t>2026-07-28</w:t>
+      <w:t>2026-07-29</w:t>
       <w:br/>
       <w:br/>
     </w:r>

--- a/klagomål/A 38964-2021 FSC-klagomål.docx
+++ b/klagomål/A 38964-2021 FSC-klagomål.docx
@@ -1101,7 +1101,7 @@
     <w:r>
       <w:tab/>
       <w:tab/>
-      <w:t>2026-07-29</w:t>
+      <w:t>2026-07-30</w:t>
       <w:br/>
       <w:br/>
     </w:r>

--- a/klagomål/A 38964-2021 FSC-klagomål.docx
+++ b/klagomål/A 38964-2021 FSC-klagomål.docx
@@ -1101,7 +1101,7 @@
     <w:r>
       <w:tab/>
       <w:tab/>
-      <w:t>2026-07-30</w:t>
+      <w:t>2026-07-31</w:t>
       <w:br/>
       <w:br/>
     </w:r>

--- a/klagomål/A 38964-2021 FSC-klagomål.docx
+++ b/klagomål/A 38964-2021 FSC-klagomål.docx
@@ -1101,7 +1101,7 @@
     <w:r>
       <w:tab/>
       <w:tab/>
-      <w:t>2026-07-31</w:t>
+      <w:t>2026-08-01</w:t>
       <w:br/>
       <w:br/>
     </w:r>

--- a/klagomål/A 38964-2021 FSC-klagomål.docx
+++ b/klagomål/A 38964-2021 FSC-klagomål.docx
@@ -1101,7 +1101,7 @@
     <w:r>
       <w:tab/>
       <w:tab/>
-      <w:t>2026-08-01</w:t>
+      <w:t>2026-08-02</w:t>
       <w:br/>
       <w:br/>
     </w:r>

--- a/klagomål/A 38964-2021 FSC-klagomål.docx
+++ b/klagomål/A 38964-2021 FSC-klagomål.docx
@@ -1101,7 +1101,7 @@
     <w:r>
       <w:tab/>
       <w:tab/>
-      <w:t>2026-08-02</w:t>
+      <w:t>2026-08-03</w:t>
       <w:br/>
       <w:br/>
     </w:r>
